--- a/docao5/Reflexoes_2026_posts_content.docx
+++ b/docao5/Reflexoes_2026_posts_content.docx
@@ -17,7 +17,7 @@
       </w:r>
       <w:hyperlink r:id="rId9">
         <w:r>
-          <w:t>Quando o entendimento se sujeita a múltiplas interpretações</w:t>
+          <w:t>http://www.reflexoesdofilosofo.blog.br/2026/02/quando-o-entendimento-se-sujeita.html</w:t>
         </w:r>
       </w:hyperlink>
     </w:p>
@@ -272,7 +272,7 @@
       </w:r>
       <w:hyperlink r:id="rId10">
         <w:r>
-          <w:t>O entendimento entre sintaxe, semântica e pragmática</w:t>
+          <w:t>http://www.reflexoesdofilosofo.blog.br/2026/02/o-entendimento-entre-sintaxe-semantica.html</w:t>
         </w:r>
       </w:hyperlink>
     </w:p>
@@ -612,7 +612,7 @@
       </w:r>
       <w:hyperlink r:id="rId11">
         <w:r>
-          <w:t>O entendimento como ato privado do pensamento</w:t>
+          <w:t>http://www.reflexoesdofilosofo.blog.br/2026/01/o-entendimento-como-ato-privado-do.html</w:t>
         </w:r>
       </w:hyperlink>
     </w:p>
@@ -806,7 +806,7 @@
       </w:r>
       <w:hyperlink r:id="rId12">
         <w:r>
-          <w:t>As condições materiais que tornam o entendimento possível</w:t>
+          <w:t>http://www.reflexoesdofilosofo.blog.br/2026/01/as-condicoes-materiais-que-tornam-o.html</w:t>
         </w:r>
       </w:hyperlink>
     </w:p>
@@ -1048,7 +1048,7 @@
       </w:r>
       <w:hyperlink r:id="rId13">
         <w:r>
-          <w:t>O entendimento como questão transcendental</w:t>
+          <w:t>http://www.reflexoesdofilosofo.blog.br/2026/01/o-entendimento-como-questao.html</w:t>
         </w:r>
       </w:hyperlink>
     </w:p>

--- a/docao5/Reflexoes_2026_posts_content.docx
+++ b/docao5/Reflexoes_2026_posts_content.docx
@@ -12,9 +12,6 @@
       </w:r>
     </w:p>
     <w:p>
-      <w:r>
-        <w:t xml:space="preserve">URL: </w:t>
-      </w:r>
       <w:hyperlink r:id="rId9">
         <w:r>
           <w:t>http://www.reflexoesdofilosofo.blog.br/2026/02/quando-o-entendimento-se-sujeita.html</w:t>
@@ -267,9 +264,6 @@
       </w:r>
     </w:p>
     <w:p>
-      <w:r>
-        <w:t xml:space="preserve">URL: </w:t>
-      </w:r>
       <w:hyperlink r:id="rId10">
         <w:r>
           <w:t>http://www.reflexoesdofilosofo.blog.br/2026/02/o-entendimento-entre-sintaxe-semantica.html</w:t>
@@ -607,9 +601,6 @@
       </w:r>
     </w:p>
     <w:p>
-      <w:r>
-        <w:t xml:space="preserve">URL: </w:t>
-      </w:r>
       <w:hyperlink r:id="rId11">
         <w:r>
           <w:t>http://www.reflexoesdofilosofo.blog.br/2026/01/o-entendimento-como-ato-privado-do.html</w:t>
@@ -801,9 +792,6 @@
       </w:r>
     </w:p>
     <w:p>
-      <w:r>
-        <w:t xml:space="preserve">URL: </w:t>
-      </w:r>
       <w:hyperlink r:id="rId12">
         <w:r>
           <w:t>http://www.reflexoesdofilosofo.blog.br/2026/01/as-condicoes-materiais-que-tornam-o.html</w:t>
@@ -1043,9 +1031,6 @@
       </w:r>
     </w:p>
     <w:p>
-      <w:r>
-        <w:t xml:space="preserve">URL: </w:t>
-      </w:r>
       <w:hyperlink r:id="rId13">
         <w:r>
           <w:t>http://www.reflexoesdofilosofo.blog.br/2026/01/o-entendimento-como-questao.html</w:t>
